--- a/files/research-summaries/Smith-SynGAP-PSD95-Research-Summary.docx
+++ b/files/research-summaries/Smith-SynGAP-PSD95-Research-Summary.docx
@@ -19,10 +19,13 @@
         <w:spacing w:after="220"/>
       </w:pPr>
       <w:r>
-        <w:rPr>
-          <w:color w:val="000000"/>
-        </w:rPr>
-        <w:t>Greg Conradi Smith | NSF project on the postsynaptic density</w:t>
+        <w:t>Greg Conradi Smith, Jen Bestman and Sarah Sakly</w:t>
+      </w:r>
+      <w:r>
+        <w:br/>
+      </w:r>
+      <w:r>
+        <w:t>NSF project on the postsynaptic density</w:t>
       </w:r>
     </w:p>
     <w:p>

--- a/files/research-summaries/Smith-SynGAP-PSD95-Research-Summary.docx
+++ b/files/research-summaries/Smith-SynGAP-PSD95-Research-Summary.docx
@@ -162,41 +162,6 @@
         </w:rPr>
         <w:t>: Mathematics of membraneless organelles - the postsynaptic density. Greg Conradi Smith and Jennifer Bestman, William &amp; Mary. September 2026–August 2029.</w:t>
       </w:r>
-    </w:p>
-    <w:p>
-      <w:pPr>
-        <w:spacing w:before="100" w:after="0"/>
-      </w:pPr>
-      <w:r>
-        <w:rPr>
-          <w:sz w:val="16"/>
-        </w:rPr>
-        <w:t xml:space="preserve">Academic webpage: </w:t>
-      </w:r>
-      <w:hyperlink r:id="rId11">
-        <w:r>
-          <w:rPr>
-            <w:color w:val="000000"/>
-            <w:sz w:val="16"/>
-          </w:rPr>
-          <w:t>gregconradismith.github.io/research/</w:t>
-        </w:r>
-      </w:hyperlink>
-      <w:r>
-        <w:rPr>
-          <w:sz w:val="16"/>
-        </w:rPr>
-        <w:t xml:space="preserve"> • Bibliography: </w:t>
-      </w:r>
-      <w:hyperlink r:id="rId12">
-        <w:r>
-          <w:rPr>
-            <w:color w:val="000000"/>
-            <w:sz w:val="16"/>
-          </w:rPr>
-          <w:t>gregconradismith.github.io/publications/</w:t>
-        </w:r>
-      </w:hyperlink>
     </w:p>
     <w:sectPr>
       <w:pgSz w:w="12240" w:h="15840"/>

--- a/files/research-summaries/Smith-SynGAP-PSD95-Research-Summary.docx
+++ b/files/research-summaries/Smith-SynGAP-PSD95-Research-Summary.docx
@@ -71,7 +71,7 @@
     <w:p>
       <w:pPr/>
       <w:r>
-        <w:t>Our NSF project combines three directions: measuring isoform- and variant-dependent phase behaviour; relating condensate organization to dendritic maturation and synaptic function; and developing theory for finite, membrane-associated condensates. Planned experiments include purified-protein phase-separation assays, fluorescence recovery after photobleaching, and live imaging and electrophysiology in the Xenopus retinotectal system. Mathematical extensions will address multivalent network formation, finite-size effects, membrane geometry and exchange with the surrounding cytosol. These studies aim to connect molecular organization with measurable cellular phenotypes relevant to SYNGAP1-associated neurodevelopmental disorders, while providing reusable computational tools and interdisciplinary training. The award supports this work from September 2026 through August 2029. [3]</w:t>
+        <w:t>Our NSF project combines three directions: measuring isoform- and variant-dependent phase behaviour; relating condensate organization to dendritic maturation and synaptic function; and developing theory for finite, membrane-associated condensates. Planned experiments include purified-protein phase-separation assays, fluorescence recovery after photobleaching, and live imaging and electrophysiology in the Xenopus retinotectal system. Mathematical extensions will address multivalent network formation, finite-size effects, membrane geometry and exchange with the surrounding cytosol. These studies aim to connect molecular organization with measurable cellular phenotypes relevant to SYNGAP1-associated neurodevelopmental disorders, while providing reusable computational tools and interdisciplinary training. The award supports this work from September 2026 through August 2029.</w:t>
       </w:r>
     </w:p>
     <w:p>
@@ -82,7 +82,7 @@
         <w:rPr>
           <w:color w:val="000000"/>
         </w:rPr>
-        <w:t>Selected references and project support</w:t>
+        <w:t>Selected references</w:t>
       </w:r>
     </w:p>
     <w:p>
@@ -139,28 +139,50 @@
     </w:p>
     <w:p>
       <w:pPr>
-        <w:spacing w:after="80"/>
+        <w:spacing w:before="80" w:after="0" w:line="240" w:lineRule="auto"/>
       </w:pPr>
       <w:r>
         <w:rPr>
-          <w:sz w:val="17"/>
+          <w:b/>
+          <w:sz w:val="19"/>
         </w:rPr>
-        <w:t xml:space="preserve">[3] National Science Foundation. </w:t>
+        <w:t xml:space="preserve">Funding: </w:t>
+      </w:r>
+      <w:r>
+        <w:rPr>
+          <w:sz w:val="19"/>
+        </w:rPr>
+        <w:t xml:space="preserve">National Science Foundation </w:t>
       </w:r>
       <w:hyperlink r:id="rId13">
         <w:r>
           <w:rPr>
+            <w:sz w:val="19"/>
             <w:color w:val="000000"/>
-            <w:sz w:val="17"/>
           </w:rPr>
-          <w:t>Award 2619756</w:t>
+          <w:t>DMS-2619756</w:t>
         </w:r>
       </w:hyperlink>
       <w:r>
         <w:rPr>
-          <w:sz w:val="17"/>
+          <w:sz w:val="19"/>
         </w:rPr>
-        <w:t>: Mathematics of membraneless organelles - the postsynaptic density. Greg Conradi Smith and Jennifer Bestman, William &amp; Mary. September 2026–August 2029.</w:t>
+        <w:t xml:space="preserve"> (Conradi Smith and Bestman; Mathematics of membraneless organelles - the postsynaptic density, September 2026-August 2029) and </w:t>
+      </w:r>
+      <w:hyperlink r:id="rId11">
+        <w:r>
+          <w:rPr>
+            <w:sz w:val="19"/>
+            <w:color w:val="000000"/>
+          </w:rPr>
+          <w:t>DMS-1951646</w:t>
+        </w:r>
+      </w:hyperlink>
+      <w:r>
+        <w:rPr>
+          <w:sz w:val="19"/>
+        </w:rPr>
+        <w:t xml:space="preserve"> (Conradi Smith).</w:t>
       </w:r>
     </w:p>
     <w:sectPr>

--- a/files/research-summaries/Smith-SynGAP-PSD95-Research-Summary.docx
+++ b/files/research-summaries/Smith-SynGAP-PSD95-Research-Summary.docx
@@ -21,6 +21,19 @@
       <w:r>
         <w:t>Greg Conradi Smith, Jen Bestman and Sarah Sakly</w:t>
       </w:r>
+      <w:r>
+        <w:br/>
+      </w:r>
+      <w:hyperlink r:id="rId12">
+        <w:r>
+          <w:rPr>
+            <w:sz w:val="19"/>
+            <w:color w:val="000000"/>
+            <w:u w:val="single"/>
+          </w:rPr>
+          <w:t>https://gregconradismith.github.io/</w:t>
+        </w:r>
+      </w:hyperlink>
       <w:r>
         <w:br/>
       </w:r>

--- a/files/research-summaries/Smith-SynGAP-PSD95-Research-Summary.docx
+++ b/files/research-summaries/Smith-SynGAP-PSD95-Research-Summary.docx
@@ -61,13 +61,25 @@
     <w:p>
       <w:pPr/>
       <w:r>
-        <w:t>With Sarah Sakly, I have developed a multicomponent framework coupling Flory–Huggins equilibrium theory to Cahn–Hilliard–reaction dynamics. The model explicitly represents free SynGAP, free PSD-95, their reversible complex and solvent. Phase diagrams characterize coexistence regions and the compositions of coexisting phases; spatial simulations examine the redistribution of individual species. This combination distinguishes stoichiometric association from additional effective molecular interactions and connects equilibrium organization with finite-rate dynamics. It builds on evidence that SynGAP–PSD-95 condensation involves interactions beyond those stabilizing discrete complexes. [1, 2]</w:t>
+        <w:t>With Sarah Sakly, I have developed a multicomponent framework coupling Flory–Huggins equilibrium theory to Cahn–Hilliard–reaction dynamics. The model explicitly represents free SynGAP, free PSD-95, their reversible complex and solvent. Phase diagrams characterize coexistence regions and the compositions of coexisting phases; spatial simulations examine the redistribution of individual species. This combination distinguishes stoichiometric association from additional effective molecular interactions and connects equilibrium organization with finite-rate dynamics. It builds on evidence that SynGAP–PSD-95 condensation involves interactions beyond those stabilizing discrete complexes.</w:t>
+      </w:r>
+      <w:r>
+        <w:rPr>
+          <w:vertAlign w:val="superscript"/>
+        </w:rPr>
+        <w:t>1,2</w:t>
       </w:r>
     </w:p>
     <w:p>
       <w:pPr/>
       <w:r>
-        <w:t>In illustrative simulations, weakening association together with selected interaction changes redistributes SynGAP while preserving a PSD-95-rich phase. In a separate equilibrium comparison, reducing total SynGAP by 50% changes predicted phase compositions while retaining coexistence for the illustrative parameter sets. These results suggest testable mechanisms for remodelling and dosage sensitivity; they are not calibrated predictions of phosphorylation or intact synapses. The manuscript is under revision at Physical Biology. [1]</w:t>
+        <w:t>In illustrative simulations, weakening association together with selected interaction changes redistributes SynGAP while preserving a PSD-95-rich phase. In a separate equilibrium comparison, reducing total SynGAP by 50% changes predicted phase compositions while retaining coexistence for the illustrative parameter sets. These results suggest testable mechanisms for remodelling and dosage sensitivity; they are not calibrated predictions of phosphorylation or intact synapses. The manuscript is under revision at Physical Biology.</w:t>
+      </w:r>
+      <w:r>
+        <w:rPr>
+          <w:vertAlign w:val="superscript"/>
+        </w:rPr>
+        <w:t>1</w:t>
       </w:r>
     </w:p>
     <w:p>
@@ -106,7 +118,7 @@
         <w:rPr>
           <w:sz w:val="17"/>
         </w:rPr>
-        <w:t xml:space="preserve">[1] Sakly S, Conradi Smith G (2026). Modeling phase separation dynamics of SynGAP and PSD-95 in postsynaptic densities. bioRxiv preprint; under revision at Physical Biology. </w:t>
+        <w:t xml:space="preserve">1. Sakly S, Conradi Smith G (2026). Modeling phase separation dynamics of SynGAP and PSD-95 in postsynaptic densities. bioRxiv preprint; under revision at Physical Biology. </w:t>
       </w:r>
       <w:hyperlink r:id="rId9">
         <w:r>
@@ -132,7 +144,7 @@
         <w:rPr>
           <w:sz w:val="17"/>
         </w:rPr>
-        <w:t xml:space="preserve">[2] Lin YH, Wu H, Jia B, Zhang M, Chan HS (2022). Assembly of model postsynaptic densities involves interactions auxiliary to stoichiometric binding. Biophysical Journal 121:157–171. </w:t>
+        <w:t xml:space="preserve">2. Lin YH, Wu H, Jia B, Zhang M, Chan HS (2022). Assembly of model postsynaptic densities involves interactions auxiliary to stoichiometric binding. Biophysical Journal 121:157–171. </w:t>
       </w:r>
       <w:hyperlink r:id="rId10">
         <w:r>

--- a/files/research-summaries/Smith-SynGAP-PSD95-Research-Summary.docx
+++ b/files/research-summaries/Smith-SynGAP-PSD95-Research-Summary.docx
@@ -34,17 +34,11 @@
           <w:t>https://gregconradismith.github.io/</w:t>
         </w:r>
       </w:hyperlink>
-      <w:r>
-        <w:br/>
-      </w:r>
-      <w:r>
-        <w:t>NSF project on the postsynaptic density</w:t>
-      </w:r>
     </w:p>
     <w:p>
       <w:pPr/>
       <w:r>
-        <w:t>I study how molecular interactions organize the postsynaptic density (PSD), the protein-rich assembly that regulates signalling and plasticity at excitatory synapses. With Jennifer Bestman and graduate student Sarah Sakly, I am developing mathematical and experimental approaches to connect SynGAP–PSD-95 binding and phase separation with synaptic organization and dendritic development. Our NSF-supported project asks how protein variants, dosage and activity-dependent regulation alter the stability and remodelling of these assemblies.</w:t>
+        <w:t>The computational biology laboratory is currently funded to study how molecular interactions organize the postsynaptic density (PSD), the protein-rich assembly that regulates signalling and plasticity at excitatory synapses. With Jennifer Bestman and graduate student Sarah Sakly, I am developing mathematical and experimental approaches to connect SynGAP–PSD-95 binding and phase separation with synaptic organization and dendritic development. Our NSF-supported project asks how protein variants, dosage and activity-dependent regulation alter the stability and remodelling of these assemblies.</w:t>
       </w:r>
     </w:p>
     <w:p>
@@ -73,7 +67,7 @@
     <w:p>
       <w:pPr/>
       <w:r>
-        <w:t>In illustrative simulations, weakening association together with selected interaction changes redistributes SynGAP while preserving a PSD-95-rich phase. In a separate equilibrium comparison, reducing total SynGAP by 50% changes predicted phase compositions while retaining coexistence for the illustrative parameter sets. These results suggest testable mechanisms for remodelling and dosage sensitivity; they are not calibrated predictions of phosphorylation or intact synapses. The manuscript is under revision at Physical Biology.</w:t>
+        <w:t>In illustrative simulations, weakening association together with selected interaction changes redistributes SynGAP while preserving a PSD-95-rich phase. In a separate equilibrium comparison, reducing total SynGAP by 50% changes predicted phase compositions while retaining coexistence for the illustrative parameter sets. These results suggest testable mechanisms for remodelling and dosage sensitivity; they are not calibrated predictions of phosphorylation or intact synapses.</w:t>
       </w:r>
       <w:r>
         <w:rPr>
@@ -96,7 +90,7 @@
     <w:p>
       <w:pPr/>
       <w:r>
-        <w:t>Our NSF project combines three directions: measuring isoform- and variant-dependent phase behaviour; relating condensate organization to dendritic maturation and synaptic function; and developing theory for finite, membrane-associated condensates. Planned experiments include purified-protein phase-separation assays, fluorescence recovery after photobleaching, and live imaging and electrophysiology in the Xenopus retinotectal system. Mathematical extensions will address multivalent network formation, finite-size effects, membrane geometry and exchange with the surrounding cytosol. These studies aim to connect molecular organization with measurable cellular phenotypes relevant to SYNGAP1-associated neurodevelopmental disorders, while providing reusable computational tools and interdisciplinary training. The award supports this work from September 2026 through August 2029.</w:t>
+        <w:t>Our NSF project combines three directions: measuring isoform- and variant-dependent phase behaviour; relating condensate organization to dendritic maturation and synaptic function; and developing theory for finite, membrane-associated condensates. Planned experiments include purified-protein phase-separation assays, fluorescence recovery after photobleaching, and live imaging and electrophysiology in the Xenopus retinotectal system. Mathematical extensions will address multivalent network formation, finite-size effects, membrane geometry and exchange with the surrounding cytosol. These studies aim to connect molecular organization with measurable cellular phenotypes relevant to SYNGAP1-associated neurodevelopmental disorders, while providing reusable computational tools and interdisciplinary training.</w:t>
       </w:r>
     </w:p>
     <w:p>

--- a/files/research-summaries/Smith-SynGAP-PSD95-Research-Summary.docx
+++ b/files/research-summaries/Smith-SynGAP-PSD95-Research-Summary.docx
@@ -110,7 +110,7 @@
       </w:pPr>
       <w:r>
         <w:rPr>
-          <w:sz w:val="17"/>
+          <w:sz w:val="22"/>
         </w:rPr>
         <w:t xml:space="preserve">1. Sakly S, Conradi Smith G (2026). Modeling phase separation dynamics of SynGAP and PSD-95 in postsynaptic densities. bioRxiv preprint; under revision at Physical Biology. </w:t>
       </w:r>
@@ -118,14 +118,14 @@
         <w:r>
           <w:rPr>
             <w:color w:val="000000"/>
-            <w:sz w:val="17"/>
+            <w:sz w:val="22"/>
           </w:rPr>
           <w:t>doi:10.64898/2026.07.23.740312</w:t>
         </w:r>
       </w:hyperlink>
       <w:r>
         <w:rPr>
-          <w:sz w:val="17"/>
+          <w:sz w:val="22"/>
         </w:rPr>
         <w:t>.</w:t>
       </w:r>
@@ -136,7 +136,7 @@
       </w:pPr>
       <w:r>
         <w:rPr>
-          <w:sz w:val="17"/>
+          <w:sz w:val="22"/>
         </w:rPr>
         <w:t xml:space="preserve">2. Lin YH, Wu H, Jia B, Zhang M, Chan HS (2022). Assembly of model postsynaptic densities involves interactions auxiliary to stoichiometric binding. Biophysical Journal 121:157–171. </w:t>
       </w:r>
@@ -144,14 +144,14 @@
         <w:r>
           <w:rPr>
             <w:color w:val="000000"/>
-            <w:sz w:val="17"/>
+            <w:sz w:val="22"/>
           </w:rPr>
           <w:t>doi:10.1016/j.bpj.2021.10.008</w:t>
         </w:r>
       </w:hyperlink>
       <w:r>
         <w:rPr>
-          <w:sz w:val="17"/>
+          <w:sz w:val="22"/>
         </w:rPr>
         <w:t>.</w:t>
       </w:r>
